--- a/шаблони/комплекти/Відрядження/Шаблон_Рапорт про направлення у відрядження (груповий).docx
+++ b/шаблони/комплекти/Відрядження/Шаблон_Рапорт про направлення у відрядження (груповий).docx
@@ -4,8 +4,9 @@
   <w:body>
     <w:p>
       <w:pPr>
-        <w:ind w:left="5245"/>
-        <w:jc w:val="both"/>
+        <w:suppressAutoHyphens/>
+        <w:ind w:left="4395"/>
+        <w:jc w:val="left"/>
         <w:rPr>
           <w:sz w:val="28"/>
           <w:szCs w:val="28"/>
@@ -27,7 +28,7 @@
           <w:tab w:val="left" w:pos="7560"/>
         </w:tabs>
         <w:ind w:left="5245"/>
-        <w:jc w:val="both"/>
+        <w:jc w:val="left"/>
         <w:rPr>
           <w:sz w:val="28"/>
           <w:szCs w:val="28"/>
@@ -41,35 +42,7 @@
           <w:tab w:val="left" w:pos="7560"/>
         </w:tabs>
         <w:ind w:left="5245"/>
-        <w:jc w:val="both"/>
-        <w:rPr>
-          <w:sz w:val="28"/>
-          <w:szCs w:val="28"/>
-          <w:lang w:val="uk-UA"/>
-        </w:rPr>
-      </w:pPr>
-    </w:p>
-    <w:p>
-      <w:pPr>
-        <w:tabs>
-          <w:tab w:val="left" w:pos="7560"/>
-        </w:tabs>
-        <w:ind w:left="5245"/>
-        <w:jc w:val="both"/>
-        <w:rPr>
-          <w:sz w:val="28"/>
-          <w:szCs w:val="28"/>
-          <w:lang w:val="uk-UA"/>
-        </w:rPr>
-      </w:pPr>
-    </w:p>
-    <w:p>
-      <w:pPr>
-        <w:tabs>
-          <w:tab w:val="left" w:pos="7560"/>
-        </w:tabs>
-        <w:ind w:left="5245"/>
-        <w:jc w:val="both"/>
+        <w:jc w:val="left"/>
         <w:rPr>
           <w:sz w:val="28"/>
           <w:szCs w:val="28"/>
@@ -157,7 +130,7 @@
           <w:szCs w:val="28"/>
           <w:lang w:val="uk-UA"/>
         </w:rPr>
-        <w:t xml:space="preserve"> Нижчепойменованих слухачів штатних курсів перепідготовки та підвищення кваліфікації університету, які проходять курси перепідготовки та підвищення кваліфікації (за ВОС {{вос_курсу}})</w:t>
+        <w:t xml:space="preserve">Нижчепойменованих слухачів штатних курсів перепідготовки та підвищення кваліфікації університету, які проходять курси перепідготовки та підвищення кваліфікації (за ВОС {{вос_курсу}})</w:t>
       </w:r>
       <w:r>
         <w:rPr>
@@ -458,16 +431,16 @@
         <w:t xml:space="preserve">{{#особи}}</w:t>
       </w:r>
     </w:p>
-    <w:p>
-      <w:pPr>
-        <w:ind w:firstLine="426"/>
-        <w:rPr>
-          <w:color w:val="000000"/>
-          <w:sz w:val="28"/>
-          <w:szCs w:val="28"/>
-          <w:lang w:val="uk-UA"/>
-        </w:rPr>
-      </w:pPr>
+    <w:pPr>
+      <w:ind w:firstLine="567"/>
+      <w:rPr>
+        <w:color w:val="000000"/>
+        <w:sz w:val="28"/>
+        <w:szCs w:val="28"/>
+        <w:lang w:val="uk-UA"/>
+      </w:rPr>
+    </w:pPr>
+    <w:p>
       <w:bookmarkStart w:name="_Hlk198537702" w:id="0"/>
       <w:r>
         <w:rPr>
@@ -528,19 +501,16 @@
         </w:rPr>
       </w:pPr>
     </w:p>
-    <w:p>
-      <w:pPr>
-        <w:tabs>
-          <w:tab w:val="left" w:pos="2268"/>
-        </w:tabs>
-        <w:ind w:left="1418" w:right="46" w:hanging="1276"/>
-        <w:jc w:val="both"/>
-        <w:rPr>
-          <w:sz w:val="28"/>
-          <w:szCs w:val="28"/>
-          <w:lang w:val="uk-UA"/>
-        </w:rPr>
-      </w:pPr>
+    <w:pPr>
+      <w:ind w:firstLine="567"/>
+      <w:jc w:val="both"/>
+      <w:rPr>
+        <w:sz w:val="28"/>
+        <w:szCs w:val="28"/>
+        <w:lang w:val="uk-UA"/>
+      </w:rPr>
+    </w:pPr>
+    <w:p>
       <w:r>
         <w:rPr>
           <w:sz w:val="28"/>
@@ -555,7 +525,7 @@
           <w:szCs w:val="28"/>
           <w:lang w:val="uk-UA"/>
         </w:rPr>
-        <w:tab/>
+        <w:t xml:space="preserve"> </w:t>
         <w:t xml:space="preserve">{{підстава}}.</w:t>
       </w:r>
       <w:r>
@@ -786,12 +756,12 @@
     </w:p>
     <w:p>
       <w:pPr>
+        <w:keepNext/>
         <w:tabs>
           <w:tab w:val="left" w:pos="7230"/>
           <w:tab w:val="left" w:pos="7938"/>
         </w:tabs>
-        <w:ind w:left="142" w:right="188"/>
-        <w:jc w:val="both"/>
+        <w:jc w:val="left"/>
         <w:rPr>
           <w:color w:val="000000"/>
           <w:sz w:val="28"/>
@@ -819,10 +789,9 @@
     <w:p>
       <w:pPr>
         <w:tabs>
-          <w:tab w:val="left" w:pos="5387"/>
+          <w:tab w:val="right" w:pos="9354"/>
         </w:tabs>
-        <w:ind w:left="142" w:right="22"/>
-        <w:jc w:val="both"/>
+        <w:jc w:val="left"/>
         <w:rPr>
           <w:color w:val="000000"/>
           <w:sz w:val="28"/>
@@ -855,30 +824,11 @@
           <w:szCs w:val="28"/>
           <w:lang w:val="uk-UA"/>
         </w:rPr>
-        <w:tab/>
-      </w:r>
-      <w:r>
-        <w:rPr>
-          <w:color w:val="000000"/>
-          <w:sz w:val="28"/>
-          <w:szCs w:val="28"/>
-          <w:lang w:val="uk-UA"/>
-        </w:rPr>
-        <w:tab/>
-      </w:r>
-      <w:r>
-        <w:rPr>
-          <w:color w:val="000000"/>
-          <w:sz w:val="28"/>
-          <w:szCs w:val="28"/>
-          <w:lang w:val="uk-UA"/>
-        </w:rPr>
-        <w:t xml:space="preserve">  {{піб_підписанта}}</w:t>
-      </w:r>
-    </w:p>
-    <w:p>
-      <w:pPr>
-        <w:ind w:left="142"/>
+        <w:t xml:space="preserve">{{піб_підписанта}}</w:t>
+      </w:r>
+    </w:p>
+    <w:p>
+      <w:pPr>
         <w:jc w:val="both"/>
         <w:rPr>
           <w:sz w:val="28"/>

--- a/шаблони/комплекти/Відрядження/Шаблон_Рапорт про направлення у відрядження (груповий).docx
+++ b/шаблони/комплекти/Відрядження/Шаблон_Рапорт про направлення у відрядження (груповий).docx
@@ -4,8 +4,7 @@
   <w:body>
     <w:p>
       <w:pPr>
-        <w:suppressAutoHyphens/>
-        <w:ind w:left="4395"/>
+        <w:ind w:left="5245"/>
         <w:jc w:val="left"/>
         <w:rPr>
           <w:sz w:val="28"/>
@@ -52,6 +51,34 @@
     </w:p>
     <w:p>
       <w:pPr>
+        <w:tabs>
+          <w:tab w:val="left" w:pos="7560"/>
+        </w:tabs>
+        <w:ind w:left="5245"/>
+        <w:jc w:val="left"/>
+        <w:rPr>
+          <w:sz w:val="28"/>
+          <w:szCs w:val="28"/>
+          <w:lang w:val="uk-UA"/>
+        </w:rPr>
+      </w:pPr>
+    </w:p>
+    <w:p>
+      <w:pPr>
+        <w:tabs>
+          <w:tab w:val="left" w:pos="7560"/>
+        </w:tabs>
+        <w:ind w:left="5245"/>
+        <w:jc w:val="left"/>
+        <w:rPr>
+          <w:sz w:val="28"/>
+          <w:szCs w:val="28"/>
+          <w:lang w:val="uk-UA"/>
+        </w:rPr>
+      </w:pPr>
+    </w:p>
+    <w:p>
+      <w:pPr>
         <w:jc w:val="center"/>
         <w:rPr>
           <w:b/>
@@ -130,7 +157,7 @@
           <w:szCs w:val="28"/>
           <w:lang w:val="uk-UA"/>
         </w:rPr>
-        <w:t xml:space="preserve">Нижчепойменованих слухачів штатних курсів перепідготовки та підвищення кваліфікації університету, які проходять курси перепідготовки та підвищення кваліфікації (за ВОС {{вос_курсу}})</w:t>
+        <w:t xml:space="preserve"> Нижчепойменованих слухачів штатних курсів перепідготовки та підвищення кваліфікації університету, які проходять курси перепідготовки та підвищення кваліфікації (за ВОС {{вос_курсу}})</w:t>
       </w:r>
       <w:r>
         <w:rPr>
@@ -431,16 +458,16 @@
         <w:t xml:space="preserve">{{#особи}}</w:t>
       </w:r>
     </w:p>
-    <w:pPr>
-      <w:ind w:firstLine="567"/>
-      <w:rPr>
-        <w:color w:val="000000"/>
-        <w:sz w:val="28"/>
-        <w:szCs w:val="28"/>
-        <w:lang w:val="uk-UA"/>
-      </w:rPr>
-    </w:pPr>
-    <w:p>
+    <w:p>
+      <w:pPr>
+        <w:ind w:firstLine="426"/>
+        <w:rPr>
+          <w:color w:val="000000"/>
+          <w:sz w:val="28"/>
+          <w:szCs w:val="28"/>
+          <w:lang w:val="uk-UA"/>
+        </w:rPr>
+      </w:pPr>
       <w:bookmarkStart w:name="_Hlk198537702" w:id="0"/>
       <w:r>
         <w:rPr>
@@ -501,16 +528,19 @@
         </w:rPr>
       </w:pPr>
     </w:p>
-    <w:pPr>
-      <w:ind w:firstLine="567"/>
-      <w:jc w:val="both"/>
-      <w:rPr>
-        <w:sz w:val="28"/>
-        <w:szCs w:val="28"/>
-        <w:lang w:val="uk-UA"/>
-      </w:rPr>
-    </w:pPr>
-    <w:p>
+    <w:p>
+      <w:pPr>
+        <w:tabs>
+          <w:tab w:val="left" w:pos="2268"/>
+        </w:tabs>
+        <w:ind w:left="1418" w:right="46" w:hanging="1276"/>
+        <w:jc w:val="both"/>
+        <w:rPr>
+          <w:sz w:val="28"/>
+          <w:szCs w:val="28"/>
+          <w:lang w:val="uk-UA"/>
+        </w:rPr>
+      </w:pPr>
       <w:r>
         <w:rPr>
           <w:sz w:val="28"/>
@@ -525,7 +555,7 @@
           <w:szCs w:val="28"/>
           <w:lang w:val="uk-UA"/>
         </w:rPr>
-        <w:t xml:space="preserve"> </w:t>
+        <w:tab/>
         <w:t xml:space="preserve">{{підстава}}.</w:t>
       </w:r>
       <w:r>
@@ -761,6 +791,7 @@
           <w:tab w:val="left" w:pos="7230"/>
           <w:tab w:val="left" w:pos="7938"/>
         </w:tabs>
+        <w:ind w:left="142" w:right="188"/>
         <w:jc w:val="left"/>
         <w:rPr>
           <w:color w:val="000000"/>
@@ -789,8 +820,9 @@
     <w:p>
       <w:pPr>
         <w:tabs>
-          <w:tab w:val="right" w:pos="9354"/>
+          <w:tab w:val="right" w:pos="9332"/>
         </w:tabs>
+        <w:ind w:left="142" w:right="22"/>
         <w:jc w:val="left"/>
         <w:rPr>
           <w:color w:val="000000"/>
@@ -829,6 +861,7 @@
     </w:p>
     <w:p>
       <w:pPr>
+        <w:ind w:left="142"/>
         <w:jc w:val="both"/>
         <w:rPr>
           <w:sz w:val="28"/>

--- a/шаблони/комплекти/Відрядження/Шаблон_Рапорт про направлення у відрядження (груповий).docx
+++ b/шаблони/комплекти/Відрядження/Шаблон_Рапорт про направлення у відрядження (груповий).docx
@@ -165,7 +165,6 @@
           <w:szCs w:val="28"/>
           <w:lang w:val="uk-UA"/>
         </w:rPr>
-        <w:noBreakHyphen/>
       </w:r>
       <w:r>
         <w:rPr>
@@ -547,7 +546,7 @@
           <w:szCs w:val="28"/>
           <w:lang w:val="uk-UA"/>
         </w:rPr>
-        <w:t>Підстава:</w:t>
+        <w:t xml:space="preserve">Підстава: {{підстава}}</w:t>
       </w:r>
       <w:r>
         <w:rPr>
@@ -556,7 +555,7 @@
           <w:lang w:val="uk-UA"/>
         </w:rPr>
         <w:tab/>
-        <w:t xml:space="preserve">{{підстава}}.</w:t>
+        <w:t xml:space="preserve">.</w:t>
       </w:r>
       <w:r>
         <w:rPr>
@@ -806,15 +805,15 @@
           <w:szCs w:val="28"/>
           <w:lang w:val="uk-UA"/>
         </w:rPr>
-        <w:t xml:space="preserve">Начальник </w:t>
-      </w:r>
-      <w:r>
-        <w:rPr>
-          <w:sz w:val="28"/>
-          <w:szCs w:val="28"/>
-          <w:lang w:val="uk-UA"/>
-        </w:rPr>
-        <w:t>курсів перепідготовки та підвищення кваліфікації Харківського національного університету Повітряних Сил</w:t>
+        <w:t xml:space="preserve">{{посада_підписанта}}</w:t>
+      </w:r>
+      <w:r>
+        <w:rPr>
+          <w:sz w:val="28"/>
+          <w:szCs w:val="28"/>
+          <w:lang w:val="uk-UA"/>
+        </w:rPr>
+        <w:t xml:space="preserve"/>
       </w:r>
     </w:p>
     <w:p>

--- a/шаблони/комплекти/Відрядження/Шаблон_Рапорт про направлення у відрядження (груповий).docx
+++ b/шаблони/комплекти/Відрядження/Шаблон_Рапорт про направлення у відрядження (груповий).docx
@@ -180,7 +180,7 @@
           <w:szCs w:val="28"/>
           <w:lang w:val="uk-UA"/>
         </w:rPr>
-        <w:t xml:space="preserve"> у місці проведення підготовки</w:t>
+        <w:t xml:space="preserve"> у місці проведення підготовки – в пункті</w:t>
       </w:r>
       <w:r>
         <w:rPr>
@@ -188,7 +188,7 @@
           <w:szCs w:val="28"/>
           <w:lang w:val="uk-UA" w:eastAsia="uk-UA"/>
         </w:rPr>
-        <w:t xml:space="preserve"> - в </w:t>
+        <w:t xml:space="preserve"/>
       </w:r>
       <w:r>
         <w:rPr>
@@ -197,7 +197,7 @@
           <w:szCs w:val="28"/>
           <w:lang w:val="uk-UA" w:eastAsia="uk-UA"/>
         </w:rPr>
-        <w:t xml:space="preserve">пункті тимчасової дислокації </w:t>
+        <w:t xml:space="preserve"> тимчасової дислокації </w:t>
       </w:r>
       <w:r>
         <w:rPr>
@@ -554,7 +554,6 @@
           <w:szCs w:val="28"/>
           <w:lang w:val="uk-UA"/>
         </w:rPr>
-        <w:tab/>
         <w:t xml:space="preserve">.</w:t>
       </w:r>
       <w:r>
